--- a/lars/.NET React/Lars_Jansen.docx
+++ b/lars/.NET React/Lars_Jansen.docx
@@ -65,12 +65,6 @@
         <w:gridCol w:w="10340"/>
       </w:tblGrid>
       <w:tr>
-        <w:tblPrEx>
-          <w:tblCellMar>
-            <w:top w:w="0" w:type="dxa"/>
-            <w:bottom w:w="0" w:type="dxa"/>
-          </w:tblCellMar>
-        </w:tblPrEx>
         <w:tc>
           <w:tcPr>
             <w:tcW w:w="0" w:type="auto"/>
@@ -166,14 +160,12 @@
         <w:jc w:val="both"/>
         <w:rPr>
           <w:rFonts w:ascii="Arial" w:hAnsi="Arial" w:cs="Arial"/>
-          <w:sz w:val="18"/>
-          <w:szCs w:val="18"/>
-        </w:rPr>
-      </w:pPr>
-      <w:r>
-        <w:rPr>
-          <w:rFonts w:ascii="Arial" w:hAnsi="Arial" w:cs="Arial"/>
-          <w:sz w:val="18"/>
+          <w:szCs w:val="18"/>
+        </w:rPr>
+      </w:pPr>
+      <w:r>
+        <w:rPr>
+          <w:rFonts w:ascii="Arial" w:hAnsi="Arial" w:cs="Arial"/>
           <w:szCs w:val="18"/>
         </w:rPr>
         <w:t xml:space="preserve">Senior Software Engineer with 9+ years of experience building production web platforms with React user experiences and backend services designed around clear contracts, secure access, and dependable releases. Strong track record delivering </w:t>
@@ -182,7 +174,6 @@
         <w:rPr>
           <w:rStyle w:val="Strong"/>
           <w:rFonts w:ascii="Arial" w:hAnsi="Arial" w:cs="Arial"/>
-          <w:sz w:val="18"/>
           <w:szCs w:val="18"/>
         </w:rPr>
         <w:t>C#/.NET</w:t>
@@ -190,7 +181,6 @@
       <w:r>
         <w:rPr>
           <w:rFonts w:ascii="Arial" w:hAnsi="Arial" w:cs="Arial"/>
-          <w:sz w:val="18"/>
           <w:szCs w:val="18"/>
         </w:rPr>
         <w:t xml:space="preserve"> and </w:t>
@@ -199,7 +189,6 @@
         <w:rPr>
           <w:rStyle w:val="Strong"/>
           <w:rFonts w:ascii="Arial" w:hAnsi="Arial" w:cs="Arial"/>
-          <w:sz w:val="18"/>
           <w:szCs w:val="18"/>
         </w:rPr>
         <w:t>ASP.NET Core</w:t>
@@ -207,7 +196,6 @@
       <w:r>
         <w:rPr>
           <w:rFonts w:ascii="Arial" w:hAnsi="Arial" w:cs="Arial"/>
-          <w:sz w:val="18"/>
           <w:szCs w:val="18"/>
         </w:rPr>
         <w:t xml:space="preserve"> APIs with consistent HTTP semantics, validation rules, and error contracts to support multi-team integrations. </w:t>
@@ -216,7 +204,6 @@
       <w:r>
         <w:rPr>
           <w:rFonts w:ascii="Arial" w:hAnsi="Arial" w:cs="Arial"/>
-          <w:sz w:val="18"/>
           <w:szCs w:val="18"/>
         </w:rPr>
         <w:t xml:space="preserve">Experienced with </w:t>
@@ -225,7 +212,6 @@
         <w:rPr>
           <w:rStyle w:val="Strong"/>
           <w:rFonts w:ascii="Arial" w:hAnsi="Arial" w:cs="Arial"/>
-          <w:sz w:val="18"/>
           <w:szCs w:val="18"/>
         </w:rPr>
         <w:t>Microsoft Azure</w:t>
@@ -233,7 +219,6 @@
       <w:r>
         <w:rPr>
           <w:rFonts w:ascii="Arial" w:hAnsi="Arial" w:cs="Arial"/>
-          <w:sz w:val="18"/>
           <w:szCs w:val="18"/>
         </w:rPr>
         <w:t xml:space="preserve"> delivery using </w:t>
@@ -242,7 +227,6 @@
         <w:rPr>
           <w:rStyle w:val="Strong"/>
           <w:rFonts w:ascii="Arial" w:hAnsi="Arial" w:cs="Arial"/>
-          <w:sz w:val="18"/>
           <w:szCs w:val="18"/>
         </w:rPr>
         <w:t>CI/CD</w:t>
@@ -250,7 +234,6 @@
       <w:r>
         <w:rPr>
           <w:rFonts w:ascii="Arial" w:hAnsi="Arial" w:cs="Arial"/>
-          <w:sz w:val="18"/>
           <w:szCs w:val="18"/>
         </w:rPr>
         <w:t xml:space="preserve">, environment separation, safe rollout patterns, and </w:t>
@@ -259,7 +242,6 @@
       <w:r>
         <w:rPr>
           <w:rFonts w:ascii="Arial" w:hAnsi="Arial" w:cs="Arial"/>
-          <w:sz w:val="18"/>
           <w:szCs w:val="18"/>
         </w:rPr>
         <w:t>observability</w:t>
@@ -268,7 +250,6 @@
       <w:r>
         <w:rPr>
           <w:rFonts w:ascii="Arial" w:hAnsi="Arial" w:cs="Arial"/>
-          <w:sz w:val="18"/>
           <w:szCs w:val="18"/>
         </w:rPr>
         <w:t xml:space="preserve"> practices that improve deployment confidence and reduce incident time-to-resolution.</w:t>
@@ -654,12 +635,6 @@
         <w:gridCol w:w="3060"/>
       </w:tblGrid>
       <w:tr>
-        <w:tblPrEx>
-          <w:tblCellMar>
-            <w:top w:w="0" w:type="dxa"/>
-            <w:bottom w:w="0" w:type="dxa"/>
-          </w:tblCellMar>
-        </w:tblPrEx>
         <w:tc>
           <w:tcPr>
             <w:tcW w:w="3500" w:type="pct"/>
@@ -1331,6 +1306,8 @@
         <w:jc w:val="both"/>
         <w:rPr>
           <w:rFonts w:ascii="Arial" w:hAnsi="Arial" w:cs="Arial"/>
+          <w:sz w:val="18"/>
+          <w:szCs w:val="18"/>
         </w:rPr>
       </w:pPr>
       <w:r>
@@ -1364,12 +1341,6 @@
         <w:gridCol w:w="3060"/>
       </w:tblGrid>
       <w:tr>
-        <w:tblPrEx>
-          <w:tblCellMar>
-            <w:top w:w="0" w:type="dxa"/>
-            <w:bottom w:w="0" w:type="dxa"/>
-          </w:tblCellMar>
-        </w:tblPrEx>
         <w:tc>
           <w:tcPr>
             <w:tcW w:w="3500" w:type="pct"/>
@@ -1531,16 +1502,7 @@
           <w:sz w:val="18"/>
         </w:rPr>
         <w:lastRenderedPageBreak/>
-        <w:t xml:space="preserve">Improved endpoint performance by introducing caching where appropriate and tuning SQL queries, reducing timeouts for </w:t>
-      </w:r>
-      <w:bookmarkStart w:id="0" w:name="_GoBack"/>
-      <w:bookmarkEnd w:id="0"/>
-      <w:r>
-        <w:rPr>
-          <w:rFonts w:ascii="Arial" w:hAnsi="Arial" w:cs="Arial"/>
-          <w:sz w:val="18"/>
-        </w:rPr>
-        <w:t>reports and data-heavy views.</w:t>
+        <w:t>Improved endpoint performance by introducing caching where appropriate and tuning SQL queries, reducing timeouts for reports and data-heavy views.</w:t>
       </w:r>
     </w:p>
     <w:p>
@@ -1709,6 +1671,10 @@
           <w:numId w:val="6"/>
         </w:numPr>
         <w:jc w:val="both"/>
+        <w:rPr>
+          <w:rFonts w:ascii="Arial" w:hAnsi="Arial" w:cs="Arial"/>
+          <w:sz w:val="18"/>
+        </w:rPr>
       </w:pPr>
       <w:r>
         <w:rPr>
@@ -1740,12 +1706,6 @@
         <w:gridCol w:w="3060"/>
       </w:tblGrid>
       <w:tr>
-        <w:tblPrEx>
-          <w:tblCellMar>
-            <w:top w:w="0" w:type="dxa"/>
-            <w:bottom w:w="0" w:type="dxa"/>
-          </w:tblCellMar>
-        </w:tblPrEx>
         <w:tc>
           <w:tcPr>
             <w:tcW w:w="3500" w:type="pct"/>
@@ -2019,6 +1979,10 @@
           <w:numId w:val="8"/>
         </w:numPr>
         <w:jc w:val="both"/>
+        <w:rPr>
+          <w:rFonts w:ascii="Arial" w:hAnsi="Arial" w:cs="Arial"/>
+          <w:sz w:val="18"/>
+        </w:rPr>
       </w:pPr>
       <w:r>
         <w:rPr>
@@ -2068,12 +2032,6 @@
         <w:gridCol w:w="3060"/>
       </w:tblGrid>
       <w:tr>
-        <w:tblPrEx>
-          <w:tblCellMar>
-            <w:top w:w="0" w:type="dxa"/>
-            <w:bottom w:w="0" w:type="dxa"/>
-          </w:tblCellMar>
-        </w:tblPrEx>
         <w:tc>
           <w:tcPr>
             <w:tcW w:w="3500" w:type="pct"/>
@@ -2156,8 +2114,16 @@
           <w:numId w:val="10"/>
         </w:numPr>
         <w:jc w:val="both"/>
-      </w:pPr>
-      <w:r>
+        <w:rPr>
+          <w:rFonts w:ascii="Arial" w:hAnsi="Arial" w:cs="Arial"/>
+          <w:sz w:val="18"/>
+        </w:rPr>
+      </w:pPr>
+      <w:r>
+        <w:rPr>
+          <w:rFonts w:ascii="Arial" w:hAnsi="Arial" w:cs="Arial"/>
+          <w:sz w:val="18"/>
+        </w:rPr>
         <w:t>Completed a rigorous computer science program focused on algorithms, software engineering fundamentals, and database-backed application development. Strengthened practical skills through project-based coursework emphasizing maintainable design and reliable delivery.</w:t>
       </w:r>
     </w:p>
@@ -2254,7 +2220,17 @@
           <w:sz w:val="18"/>
           <w:szCs w:val="18"/>
         </w:rPr>
-        <w:t>observability</w:t>
+        <w:t>observab</w:t>
+      </w:r>
+      <w:bookmarkStart w:id="0" w:name="_GoBack"/>
+      <w:bookmarkEnd w:id="0"/>
+      <w:r>
+        <w:rPr>
+          <w:rFonts w:ascii="Arial" w:hAnsi="Arial" w:cs="Arial"/>
+          <w:sz w:val="18"/>
+          <w:szCs w:val="18"/>
+        </w:rPr>
+        <w:t>ility</w:t>
       </w:r>
       <w:proofErr w:type="spellEnd"/>
       <w:r>
